--- a/spa/docx/05.content.docx
+++ b/spa/docx/05.content.docx
@@ -229,7 +229,7 @@
           <w:vertAlign w:val="superscript"/>
           <w:lang w:val="es_ES" w:bidi="es_ES"/>
         </w:rPr>
-        <w:t>3</w:t>
+        <w:t>2-3</w:t>
       </w:r>
       <w:r>
         <w:rPr>
@@ -298,7 +298,7 @@
         <w:rPr>
           <w:lang w:val="es_ES" w:bidi="es_ES"/>
         </w:rPr>
-        <w:t xml:space="preserve"> El Señor nuestro Dios nos habló en Horeb y dijo:—Ya han permanecido bastante tiempo en este monte.</w:t>
+        <w:t xml:space="preserve"> El Señor nuestro Dios nos habló en Horeb y dijo: —Ya han permanecido bastante tiempo en este monte.</w:t>
       </w:r>
     </w:p>
     <w:p>
@@ -403,7 +403,7 @@
         <w:rPr>
           <w:lang w:val="es_ES" w:bidi="es_ES"/>
         </w:rPr>
-        <w:t xml:space="preserve"> Que el Señor, Dios de sus padres, aumente su número mil veces y los bendiga conforme a su promesa.</w:t>
+        <w:t xml:space="preserve"> Que el Señor, Dios de sus padres, aumente su número 1.000 veces y los bendiga conforme a su promesa.</w:t>
       </w:r>
     </w:p>
     <w:p>
@@ -565,13 +565,13 @@
           <w:vertAlign w:val="superscript"/>
           <w:lang w:val="es_ES" w:bidi="es_ES"/>
         </w:rPr>
-        <w:t>21</w:t>
-      </w:r>
-      <w:r>
-        <w:rPr>
-          <w:lang w:val="es_ES" w:bidi="es_ES"/>
-        </w:rPr>
-        <w:t xml:space="preserve"> Partimos de Horeb. Cruzamos todo ese inmenso y peligroso desierto que ustedes conocen. Fuimos en dirección al monte de los amorreos, conforme a lo que el Señor nuestro Dios nos había mandado. Así llegamos a Cades Barnea. Entonces les dije: —Ya están frente al monte de los amorreos que el Señor nuestro Dios nos entrega. Vean, el Señor su Dios pone ante ustedes esta tierra. Avancen y poséenla, tal como el Señor, Dios de sus padres, se lo ha prometido. No sientan temor ni se acobarden.</w:t>
+        <w:t>19-21</w:t>
+      </w:r>
+      <w:r>
+        <w:rPr>
+          <w:lang w:val="es_ES" w:bidi="es_ES"/>
+        </w:rPr>
+        <w:t xml:space="preserve"> Partimos de Horeb. Cruzamos todo ese inmenso y peligroso desierto que ustedes conocen. Fuimos en dirección al monte de los amorreos, conforme a lo que el Señor nuestro Dios nos había mandado. Así llegamos a Cades Barnea. Entonces les dije: —Ya están frente al monte de los amorreos que el Señor nuestro Dios nos entrega. Vean, el Señor su Dios pone ante ustedes esta tierra. Avancen y poséanla, tal como el Señor, Dios de sus padres, se lo ha prometido. No sientan temor ni se acobarden.</w:t>
       </w:r>
     </w:p>
     <w:p>
@@ -628,7 +628,7 @@
           <w:vertAlign w:val="superscript"/>
           <w:lang w:val="es_ES" w:bidi="es_ES"/>
         </w:rPr>
-        <w:t>25</w:t>
+        <w:t>24-25</w:t>
       </w:r>
       <w:r>
         <w:rPr>
@@ -697,7 +697,7 @@
         <w:rPr>
           <w:lang w:val="es_ES" w:bidi="es_ES"/>
         </w:rPr>
-        <w:t xml:space="preserve"> ¿Adónde subimos? Los exploradores nos desalentaron diciendo: "La gente de allí es más alta y fuerte que nosotros. Sus ciudades son enormes y tienen murallas altísimas. Además, vimos allí a los descendientes de Anac".</w:t>
+        <w:t xml:space="preserve"> ¿Adónde subimos? Los exploradores nos desalentaron diciendo: “La gente de allí es más alta y fuerte que nosotros. Sus ciudades son enormes y tienen murallas altísimas. Además, vimos allí a los descendientes de Anac”.</w:t>
       </w:r>
     </w:p>
     <w:p>
@@ -886,7 +886,7 @@
         <w:rPr>
           <w:lang w:val="es_ES" w:bidi="es_ES"/>
         </w:rPr>
-        <w:t xml:space="preserve"> A causa de ustedes, la ira del Señor cayó también sobre mí. Me declaró:—Tú tampoco podrás entrar en esa tierra.</w:t>
+        <w:t xml:space="preserve"> A causa de ustedes, la ira del Señor cayó también sobre mí. Me declaró: —Tú tampoco podrás entrar en esa tierra.</w:t>
       </w:r>
     </w:p>
     <w:p>
@@ -1033,7 +1033,7 @@
         <w:rPr>
           <w:lang w:val="es_ES" w:bidi="es_ES"/>
         </w:rPr>
-        <w:t xml:space="preserve"> Los amorreos que vivían en la montaña salieron a atacarlos. Los persiguieron como abejas y los derrotaron desde Seír hasta Hormá.</w:t>
+        <w:t xml:space="preserve"> Los amorreos que vivían en la montaña salieron a atacarlos. Los persiguieron como abejas y los derrotaron desde Seír hasta Jormá.</w:t>
       </w:r>
     </w:p>
     <w:p>
@@ -1175,7 +1175,7 @@
         <w:rPr>
           <w:lang w:val="es_ES" w:bidi="es_ES"/>
         </w:rPr>
-        <w:t xml:space="preserve"> Ordena al pueblo: "Atravesarán la región de sus hermanos, los descendientes de Esaú, establecidos en Seír. Les temerán, pero ustedes manténganse alerta.</w:t>
+        <w:t xml:space="preserve"> Ordena al pueblo: “Atravesarán la región de sus hermanos, los descendientes de Esaú, establecidos en Seír. Les temerán, pero ustedes manténganse alerta.</w:t>
       </w:r>
     </w:p>
     <w:p>
@@ -1217,7 +1217,7 @@
         <w:rPr>
           <w:lang w:val="es_ES" w:bidi="es_ES"/>
         </w:rPr>
-        <w:t xml:space="preserve"> Paguen por la comida y el agua que compren".</w:t>
+        <w:t xml:space="preserve"> Paguen por la comida y el agua que compren”.</w:t>
       </w:r>
     </w:p>
     <w:p>
@@ -1280,7 +1280,7 @@
         <w:rPr>
           <w:lang w:val="es_ES" w:bidi="es_ES"/>
         </w:rPr>
-        <w:t xml:space="preserve"> El Señor me dijo:—No ataquen a Moab ni los desafíen a la guerra. No les daré ninguna parte de su territorio, pues se lo entregué como posesión a los descendientes de Lot.</w:t>
+        <w:t xml:space="preserve"> El Señor me dijo: —No ataquen a Moab ni los desafíen a la guerra. No les daré ninguna parte de su territorio, pues se lo entregué como posesión a los descendientes de Lot.</w:t>
       </w:r>
     </w:p>
     <w:p>
@@ -1364,7 +1364,7 @@
         <w:rPr>
           <w:lang w:val="es_ES" w:bidi="es_ES"/>
         </w:rPr>
-        <w:t xml:space="preserve"> Me dijo el Señor:—Ahora pónganse en marcha y crucen el arroyo Zéred. Y cruzamos el arroyo Zéred.</w:t>
+        <w:t xml:space="preserve"> Me dijo el Señor: —Ahora pónganse en marcha y crucen el arroyo Zéred. Y cruzamos el arroyo Zéred.</w:t>
       </w:r>
     </w:p>
     <w:p>
@@ -1400,7 +1400,7 @@
           <w:vertAlign w:val="superscript"/>
           <w:lang w:val="es_ES" w:bidi="es_ES"/>
         </w:rPr>
-        <w:t>16</w:t>
+        <w:t>15-16</w:t>
       </w:r>
       <w:r>
         <w:rPr>
@@ -1574,7 +1574,7 @@
         <w:rPr>
           <w:lang w:val="es_ES" w:bidi="es_ES"/>
         </w:rPr>
-        <w:t xml:space="preserve"> Me dijo el Señor:—Pónganse en marcha y crucen el río Arnón. Miren, les entrego a Sijón, el rey amorreo de Hesbón, junto con su tierra. Atáquenlo y posean su territorio.</w:t>
+        <w:t xml:space="preserve"> Me dijo el Señor: —Pónganse en marcha y crucen el río Arnón. Miren, les entrego a Sijón, el rey amorreo de Hesbón, junto con su tierra. Atáquenlo y posean su territorio.</w:t>
       </w:r>
     </w:p>
     <w:p>
@@ -1679,7 +1679,7 @@
         <w:rPr>
           <w:lang w:val="es_ES" w:bidi="es_ES"/>
         </w:rPr>
-        <w:t xml:space="preserve"> Será igual que cuando nos permitieron avanzar los edomitas establecidos en Seír y los habitantes de Ar en Moab. Necesitamos cruzar el Jordán rumbo al territorio que el Señor nuestro Dios nos concede».</w:t>
+        <w:t xml:space="preserve"> Será igual que cuando nos permitieron avanzar los edomitas establecidos en Seír y los habitantes de Ar en Moab. Necesitamos cruzar el Jordán rumbo al territorio que el Señor nuestro Dios nos concede”.</w:t>
       </w:r>
     </w:p>
     <w:p>
@@ -1721,7 +1721,7 @@
         <w:rPr>
           <w:lang w:val="es_ES" w:bidi="es_ES"/>
         </w:rPr>
-        <w:t xml:space="preserve"> El Señor me dijo:—Miren, ya he puesto a Sijón y su tierra en sus manos. Comiencen a poseer su territorio.</w:t>
+        <w:t xml:space="preserve"> El Señor me dijo: —Miren, ya he puesto a Sijón y su tierra en sus manos. Comiencen a poseer su territorio.</w:t>
       </w:r>
     </w:p>
     <w:p>
@@ -1757,7 +1757,7 @@
           <w:vertAlign w:val="superscript"/>
           <w:lang w:val="es_ES" w:bidi="es_ES"/>
         </w:rPr>
-        <w:t>34</w:t>
+        <w:t>33-34</w:t>
       </w:r>
       <w:r>
         <w:rPr>
@@ -1884,7 +1884,7 @@
         <w:rPr>
           <w:lang w:val="es_ES" w:bidi="es_ES"/>
         </w:rPr>
-        <w:t xml:space="preserve"> El Señor me dijo:—No sientan temor de él. Lo he puesto en sus manos junto con su ejército y sus tierras. Traten con él como trataron con Sijón, rey amorreo que reinaba en Hesbón.</w:t>
+        <w:t xml:space="preserve"> El Señor me dijo: —No sientan temor de él. Lo he puesto en sus manos junto con su ejército y sus tierras. Traten con él como trataron con Sijón, rey amorreo que reinaba en Hesbón.</w:t>
       </w:r>
     </w:p>
     <w:p>
@@ -2031,7 +2031,7 @@
         <w:rPr>
           <w:lang w:val="es_ES" w:bidi="es_ES"/>
         </w:rPr>
-        <w:t xml:space="preserve"> Los sidonios llaman al Hermón "Sirión", y los amorreos lo llaman "Senir".</w:t>
+        <w:t xml:space="preserve"> Los sidonios llaman al Hermón “Sirión”, y los amorreos lo llaman “Senir”.</w:t>
       </w:r>
     </w:p>
     <w:p>
@@ -2136,7 +2136,7 @@
         <w:rPr>
           <w:lang w:val="es_ES" w:bidi="es_ES"/>
         </w:rPr>
-        <w:t xml:space="preserve"> Yaír, descendiente de Manasés, venció toda la región de Argob hasta los límites de Gesur y Maaca. Llamó a esa parte de Basán "Javot Yaír". Conserva este nombre hasta ahora.</w:t>
+        <w:t xml:space="preserve"> Yaír, descendiente de Manasés, venció toda la región de Argob hasta los límites de Guesur y Maaca. Llamó a esa parte de Basán “Javot Yaír”. Conserva este nombre hasta ahora.</w:t>
       </w:r>
     </w:p>
     <w:p>
@@ -2283,7 +2283,7 @@
         <w:rPr>
           <w:lang w:val="es_ES" w:bidi="es_ES"/>
         </w:rPr>
-        <w:t xml:space="preserve"> También ordené a Josué: —Has visto todo lo que el Señor nuestro Dios hizo con estos dos reyes. Lo mismo hará con todos los reinos donde entrarás.</w:t>
+        <w:t xml:space="preserve"> También ordené a Josué: —Has visto todo lo que el Señor nuestro Dios hizo con estos 2 reyes. Lo mismo hará con todos los reinos donde entrarás.</w:t>
       </w:r>
     </w:p>
     <w:p>
@@ -2340,7 +2340,7 @@
           <w:vertAlign w:val="superscript"/>
           <w:lang w:val="es_ES" w:bidi="es_ES"/>
         </w:rPr>
-        <w:t>25</w:t>
+        <w:t>24-25</w:t>
       </w:r>
       <w:r>
         <w:rPr>
@@ -2367,7 +2367,7 @@
         <w:rPr>
           <w:lang w:val="es_ES" w:bidi="es_ES"/>
         </w:rPr>
-        <w:t xml:space="preserve"> Pero el Señor se irritó conmigo por culpa de ustedes y se negó a escucharme. Me dijo:—¡Basta ya! No vuelvas a hablarme de este asunto.</w:t>
+        <w:t xml:space="preserve"> Pero el Señor se irritó conmigo por culpa de ustedes y se negó a escucharme. Me dijo: —¡Basta ya! No vuelvas a hablarme de este asunto.</w:t>
       </w:r>
     </w:p>
     <w:p>
@@ -2467,7 +2467,7 @@
         <w:rPr>
           <w:lang w:val="es_ES" w:bidi="es_ES"/>
         </w:rPr>
-        <w:t xml:space="preserve"> Ahora, Israel, escucha las normas y los mandatos que te enseño para que los cumplas. Así vivirás y entrarás a conquistar la tierra que el Señor, Dios de tus padres, te entrega.</w:t>
+        <w:t xml:space="preserve"> Ahora, Israel, escucha las normas y los mandatos que te enseño para que los cumplas. Así vivirás y entrarás a habitar la tierra que el Señor, Dios de tus padres, te entrega.</w:t>
       </w:r>
     </w:p>
     <w:p>
@@ -2551,7 +2551,7 @@
         <w:rPr>
           <w:lang w:val="es_ES" w:bidi="es_ES"/>
         </w:rPr>
-        <w:t xml:space="preserve"> Miren, les he enseñado normas y mandatos conforme a lo que el Señor mi Dios me ordenó, para que los cumplan en la tierra que van a conquistar.</w:t>
+        <w:t xml:space="preserve"> Miren, les he enseñado normas y mandatos conforme a lo que el Señor mi Dios me ordenó, para que los cumplan en la tierra que van a habitar.</w:t>
       </w:r>
     </w:p>
     <w:p>
@@ -2572,7 +2572,7 @@
         <w:rPr>
           <w:lang w:val="es_ES" w:bidi="es_ES"/>
         </w:rPr>
-        <w:t xml:space="preserve"> Obsérvenlas y cúmplanlas, y demostrarán su sabiduría y entendimiento ante las naciones. Cuando estas escuchen acerca de todos estos mandatos, dirán:—¡Qué pueblo tan sabio e inteligente es esta gran nación!</w:t>
+        <w:t xml:space="preserve"> Obsérvenlas y cúmplanlas, y demostrarán su sabiduría y entendimiento ante las naciones. Cuando estas escuchen acerca de todos estos mandatos, dirán: —¡Qué pueblo tan sabio e inteligente es esta gran nación!</w:t>
       </w:r>
     </w:p>
     <w:p>
@@ -2656,7 +2656,7 @@
         <w:rPr>
           <w:lang w:val="es_ES" w:bidi="es_ES"/>
         </w:rPr>
-        <w:t xml:space="preserve"> Recuerda cuando estuviste ante el Señor tu Dios en Horeb. Entonces el Señor me ordenó:—Congrega al pueblo para que escuchen mis palabras. Así aprenderán a respetarme mientras vivan y las enseñarán a sus hijos.</w:t>
+        <w:t xml:space="preserve"> Recuerda cuando estuviste ante el Señor tu Dios en Horeb. Entonces el Señor me ordenó: —Congrega al pueblo para que escuchen mis palabras. Así aprenderán a respetarme mientras vivan y las enseñarán a sus hijos.</w:t>
       </w:r>
     </w:p>
     <w:p>
@@ -2719,7 +2719,7 @@
         <w:rPr>
           <w:lang w:val="es_ES" w:bidi="es_ES"/>
         </w:rPr>
-        <w:t xml:space="preserve"> Les proclamó su pacto que debían cumplir: los diez mandamientos, escritos en 2 tablas de piedra.</w:t>
+        <w:t xml:space="preserve"> Les proclamó su pacto que debían cumplir: los 10 mandamientos, escritos en 2 tablas de piedra.</w:t>
       </w:r>
     </w:p>
     <w:p>
@@ -2776,7 +2776,7 @@
           <w:vertAlign w:val="superscript"/>
           <w:lang w:val="es_ES" w:bidi="es_ES"/>
         </w:rPr>
-        <w:t>17</w:t>
+        <w:t>16-17</w:t>
       </w:r>
       <w:r>
         <w:rPr>
@@ -2971,7 +2971,7 @@
         <w:rPr>
           <w:lang w:val="es_ES" w:bidi="es_ES"/>
         </w:rPr>
-        <w:t xml:space="preserve"> Hoy pongo al cielo y la tierra como testigos de que desaparecerán rápidamente de la tierra que van a conquistar al cruzar el Jordán. No vivirán mucho tiempo allí. Serán totalmente destruidos.</w:t>
+        <w:t xml:space="preserve"> Hoy pongo al cielo y la tierra como testigos de que desaparecerán rápidamente de la tierra que van a habitar al cruzar el Jordán. No vivirán mucho tiempo allí. Serán totalmente destruidos.</w:t>
       </w:r>
     </w:p>
     <w:p>
@@ -3343,7 +3343,7 @@
           <w:vertAlign w:val="superscript"/>
           <w:lang w:val="es_ES" w:bidi="es_ES"/>
         </w:rPr>
-        <w:t>46</w:t>
+        <w:t>44-46</w:t>
       </w:r>
       <w:r>
         <w:rPr>
@@ -3370,7 +3370,7 @@
         <w:rPr>
           <w:lang w:val="es_ES" w:bidi="es_ES"/>
         </w:rPr>
-        <w:t xml:space="preserve"> Conquistaron también el territorio de Og, rey de Basán. Estos 2 reyes amorreos gobernaban al este del Jordán.</w:t>
+        <w:t xml:space="preserve"> También tomaron posesión del territorio de Og, rey de Basán. Estos 2 reyes amorreos gobernaban al este del Jordán.</w:t>
       </w:r>
     </w:p>
     <w:p>
@@ -3449,22 +3449,22 @@
         <w:rPr>
           <w:lang w:val="es_ES" w:bidi="es_ES"/>
         </w:rPr>
-        <w:t xml:space="preserve"> Moisés convocó a todos los israelitas y les dijo lo siguiente.Escuchen las leyes y las normas que hoy les comunico. Apréndanlas y pónganlas en práctica con atención.</w:t>
-      </w:r>
-    </w:p>
-    <w:p>
-      <w:pPr/>
-      <w:r>
-        <w:rPr>
-          <w:lang w:val="es_ES" w:bidi="es_ES"/>
-        </w:rPr>
-      </w:r>
-      <w:r>
-        <w:rPr>
-          <w:vertAlign w:val="superscript"/>
-          <w:lang w:val="es_ES" w:bidi="es_ES"/>
-        </w:rPr>
-        <w:t>3</w:t>
+        <w:t xml:space="preserve"> Moisés convocó a todos los israelitas y les dijo lo siguiente. Escuchen las leyes y las normas que hoy les comunico. Apréndanlas y pónganlas en práctica con atención.</w:t>
+      </w:r>
+    </w:p>
+    <w:p>
+      <w:pPr/>
+      <w:r>
+        <w:rPr>
+          <w:lang w:val="es_ES" w:bidi="es_ES"/>
+        </w:rPr>
+      </w:r>
+      <w:r>
+        <w:rPr>
+          <w:vertAlign w:val="superscript"/>
+          <w:lang w:val="es_ES" w:bidi="es_ES"/>
+        </w:rPr>
+        <w:t>2-3</w:t>
       </w:r>
       <w:r>
         <w:rPr>
@@ -3590,13 +3590,13 @@
           <w:vertAlign w:val="superscript"/>
           <w:lang w:val="es_ES" w:bidi="es_ES"/>
         </w:rPr>
-        <w:t>10</w:t>
-      </w:r>
-      <w:r>
-        <w:rPr>
-          <w:lang w:val="es_ES" w:bidi="es_ES"/>
-        </w:rPr>
-        <w:t xml:space="preserve"> No te inclines ante esas imágenes ni las adores, porque yo, el Señor tu Dios, soy un Dios celoso. Castigo a los hijos por la maldad de sus padres hasta la tercera y cuarta generación de quienes me rechazan. Pero muestro mi amor por mil generaciones a quienes me aman y cumplen mis mandatos.</w:t>
+        <w:t>9-10</w:t>
+      </w:r>
+      <w:r>
+        <w:rPr>
+          <w:lang w:val="es_ES" w:bidi="es_ES"/>
+        </w:rPr>
+        <w:t xml:space="preserve"> No te inclines ante esas imágenes ni las adores, porque yo, el Señor tu Dios, soy un Dios celoso. Castigo a los hijos por la maldad de sus padres hasta la tercera y cuarta generación de quienes me rechazan. Pero muestro mi amor por 1.000 generaciones a quienes me aman y cumplen mis mandatos.</w:t>
       </w:r>
     </w:p>
     <w:p>
@@ -3638,7 +3638,7 @@
         <w:rPr>
           <w:lang w:val="es_ES" w:bidi="es_ES"/>
         </w:rPr>
-        <w:t xml:space="preserve"> Guarda el sábado como un día sagrado. Este es mi mandamiento.</w:t>
+        <w:t xml:space="preserve"> Guarda el día de reposo como un día sagrado. Este es mi mandamiento.</w:t>
       </w:r>
     </w:p>
     <w:p>
@@ -4299,7 +4299,7 @@
           <w:vertAlign w:val="superscript"/>
           <w:lang w:val="es_ES" w:bidi="es_ES"/>
         </w:rPr>
-        <w:t>11</w:t>
+        <w:t>10-11</w:t>
       </w:r>
       <w:r>
         <w:rPr>
@@ -4515,7 +4515,7 @@
         <w:rPr>
           <w:lang w:val="es_ES" w:bidi="es_ES"/>
         </w:rPr>
-        <w:t xml:space="preserve"> Les responderás:—Nosotros éramos esclavos del faraón en Egipto, y el Señor nos sacó de allí con gran poder.</w:t>
+        <w:t xml:space="preserve"> Les responderás: —Nosotros éramos esclavos del faraón en Egipto, y el Señor nos sacó de allí con gran poder.</w:t>
       </w:r>
     </w:p>
     <w:p>
@@ -4804,7 +4804,7 @@
         <w:rPr>
           <w:lang w:val="es_ES" w:bidi="es_ES"/>
         </w:rPr>
-        <w:t xml:space="preserve"> Reconoce, pues, que el Señor tu Dios es el verdadero Dios, el Dios fiel que cumple su pacto por mil generaciones. Muestra su amor fiel a quienes lo aman y obedecen sus mandamientos.</w:t>
+        <w:t xml:space="preserve"> Reconoce, pues, que el Señor tu Dios es el verdadero Dios, el Dios fiel que cumple su pacto por 1.000 generaciones. Muestra su amor fiel a quienes lo aman y obedecen sus mandamientos.</w:t>
       </w:r>
     </w:p>
     <w:p>
@@ -4972,7 +4972,7 @@
         <w:rPr>
           <w:lang w:val="es_ES" w:bidi="es_ES"/>
         </w:rPr>
-        <w:t xml:space="preserve"> Tal vez pienses: «Estos pueblos son más numerosos que yo, ¿cómo podré echarlos?».</w:t>
+        <w:t xml:space="preserve"> Tal vez pienses: “Estos pueblos son más numerosos que yo, ¿cómo podré echarlos?”.</w:t>
       </w:r>
     </w:p>
     <w:p>
@@ -5534,7 +5534,7 @@
         <w:rPr>
           <w:lang w:val="es_ES" w:bidi="es_ES"/>
         </w:rPr>
-        <w:t xml:space="preserve"> No vayas a pensar: «Conseguí todas estas riquezas con mi propia fuerza y capacidad».</w:t>
+        <w:t xml:space="preserve"> No vayas a pensar: “Conseguí todas estas riquezas con mi propia fuerza y capacidad”.</w:t>
       </w:r>
     </w:p>
     <w:p>
@@ -5634,7 +5634,7 @@
         <w:rPr>
           <w:lang w:val="es_ES" w:bidi="es_ES"/>
         </w:rPr>
-        <w:t xml:space="preserve"> Escucha, Israel. Hoy vas a cruzar el río Jordán para entrar y conquistar naciones más grandes y poderosas que tú, con ciudades enormes y murallas altísimas.</w:t>
+        <w:t xml:space="preserve"> Escucha, Israel. Hoy vas a cruzar el río Jordán para entrar y vencer a naciones más grandes y poderosas que tú, con ciudades enormes y murallas altísimas.</w:t>
       </w:r>
     </w:p>
     <w:p>
@@ -5655,7 +5655,7 @@
         <w:rPr>
           <w:lang w:val="es_ES" w:bidi="es_ES"/>
         </w:rPr>
-        <w:t xml:space="preserve"> La gente que vive allí es grande y alta. Son los descendientes de Anac. Tú los conoces y has oído decir: «¿Quién puede enfrentarse a los anaquitas?».</w:t>
+        <w:t xml:space="preserve"> La gente que vive allí es grande y alta. Son los descendientes de Anac. Tú los conoces y has oído decir: «¿Quién puede enfrentarse a los anaquitas?”.</w:t>
       </w:r>
     </w:p>
     <w:p>
@@ -5697,7 +5697,7 @@
         <w:rPr>
           <w:lang w:val="es_ES" w:bidi="es_ES"/>
         </w:rPr>
-        <w:t xml:space="preserve"> Cuando el Señor los expulse delante de ti, no pienses: «El Señor me trajo a esta tierra por mi bondad». No, el Señor expulsa a estas naciones delante de ti por la maldad de ellas.</w:t>
+        <w:t xml:space="preserve"> Cuando el Señor los expulse delante de ti, no pienses: “El Señor me trajo a esta tierra por mi bondad”. No, el Señor expulsa a estas naciones delante de ti por la maldad de ellas.</w:t>
       </w:r>
     </w:p>
     <w:p>
@@ -5817,7 +5817,7 @@
           <w:vertAlign w:val="superscript"/>
           <w:lang w:val="es_ES" w:bidi="es_ES"/>
         </w:rPr>
-        <w:t>11</w:t>
+        <w:t>10-11</w:t>
       </w:r>
       <w:r>
         <w:rPr>
@@ -5844,28 +5844,28 @@
         <w:rPr>
           <w:lang w:val="es_ES" w:bidi="es_ES"/>
         </w:rPr>
-        <w:t xml:space="preserve"> Entonces el Señor me dijo:—Baja rápido de aquí. Tu pueblo, el que sacaste de Egipto, se ha corrompido. Ya se apartaron del camino que les ordené. Se hicieron un becerro de metal fundido.</w:t>
-      </w:r>
-    </w:p>
-    <w:p>
-      <w:pPr/>
-      <w:r>
-        <w:rPr>
-          <w:lang w:val="es_ES" w:bidi="es_ES"/>
-        </w:rPr>
-      </w:r>
-      <w:r>
-        <w:rPr>
-          <w:vertAlign w:val="superscript"/>
-          <w:lang w:val="es_ES" w:bidi="es_ES"/>
-        </w:rPr>
-        <w:t>14</w:t>
-      </w:r>
-      <w:r>
-        <w:rPr>
-          <w:lang w:val="es_ES" w:bidi="es_ES"/>
-        </w:rPr>
-        <w:t xml:space="preserve"> Luego el Señor me dijo:—He observado a este pueblo. Es un pueblo terco y rebelde. Déjame destruirlos y borrar su nombre de la tierra. Haré de ti una nación más grande y poderosa que ellos.</w:t>
+        <w:t xml:space="preserve"> Entonces el Señor me dijo: —Baja rápido de aquí. Tu pueblo, el que sacaste de Egipto, se ha corrompido. Ya se apartaron del camino que les ordené. Se hicieron un becerro de metal fundido.</w:t>
+      </w:r>
+    </w:p>
+    <w:p>
+      <w:pPr/>
+      <w:r>
+        <w:rPr>
+          <w:lang w:val="es_ES" w:bidi="es_ES"/>
+        </w:rPr>
+      </w:r>
+      <w:r>
+        <w:rPr>
+          <w:vertAlign w:val="superscript"/>
+          <w:lang w:val="es_ES" w:bidi="es_ES"/>
+        </w:rPr>
+        <w:t>13-14</w:t>
+      </w:r>
+      <w:r>
+        <w:rPr>
+          <w:lang w:val="es_ES" w:bidi="es_ES"/>
+        </w:rPr>
+        <w:t xml:space="preserve"> Luego el Señor me dijo: —He observado a este pueblo. Es un pueblo terco y rebelde. Déjame destruirlos y borrar su nombre de la tierra. Haré de ti una nación más grande y poderosa que ellos.</w:t>
       </w:r>
     </w:p>
     <w:p>
@@ -6054,7 +6054,7 @@
         <w:rPr>
           <w:lang w:val="es_ES" w:bidi="es_ES"/>
         </w:rPr>
-        <w:t xml:space="preserve"> El Señor los envió desde Cades Barnea y les dijo:—Vayan y posean la tierra que les he dado.Pero ustedes desobedecieron al Señor su Dios. No confiaron en él ni le hicieron caso.</w:t>
+        <w:t xml:space="preserve"> El Señor los envió desde Cades Barnea y les dijo: —Vayan y posean la tierra que les he dado. Pero ustedes desobedecieron al Señor su Dios. No confiaron en él ni le hicieron caso.</w:t>
       </w:r>
     </w:p>
     <w:p>
@@ -6117,7 +6117,7 @@
         <w:rPr>
           <w:lang w:val="es_ES" w:bidi="es_ES"/>
         </w:rPr>
-        <w:t xml:space="preserve"> Le rogué al Señor:—Señor, Dios mío, no destruyas a tu pueblo ni a tu herencia. Tú los rescataste con tu gran poder y los sacaste de Egipto con mano poderosa.</w:t>
+        <w:t xml:space="preserve"> Le rogué al Señor: —Señor, Dios mío, no destruyas a tu pueblo ni a tu herencia. Tú los rescataste con tu gran poder y los sacaste de Egipto con mano poderosa.</w:t>
       </w:r>
     </w:p>
     <w:p>
@@ -6217,7 +6217,7 @@
         <w:rPr>
           <w:lang w:val="es_ES" w:bidi="es_ES"/>
         </w:rPr>
-        <w:t xml:space="preserve"> En ese tiempo, el Señor me dijo:—Prepara 2 tablas de piedra iguales a las primeras, construye un cofre de madera y sube al monte.</w:t>
+        <w:t xml:space="preserve"> En ese tiempo, el Señor me dijo: —Prepara 2 tablas de piedra iguales a las primeras, construye un cofre de madera y sube al monte.</w:t>
       </w:r>
     </w:p>
     <w:p>
@@ -6280,7 +6280,7 @@
         <w:rPr>
           <w:lang w:val="es_ES" w:bidi="es_ES"/>
         </w:rPr>
-        <w:t xml:space="preserve"> El Señor escribió otra vez en las tablas los diez mandamientos que les había dado a ustedes en el monte, desde el fuego, el día de la reunión. Después me las entregó.</w:t>
+        <w:t xml:space="preserve"> El Señor escribió otra vez en las tablas los 10 mandamientos que les había dado a ustedes en el monte, desde el fuego, el día de la reunión. Después me las entregó.</w:t>
       </w:r>
     </w:p>
     <w:p>
@@ -6427,22 +6427,22 @@
         <w:rPr>
           <w:lang w:val="es_ES" w:bidi="es_ES"/>
         </w:rPr>
-        <w:t xml:space="preserve"> Entonces el Señor me dijo:—Levántate y guía al pueblo en su camino, para que entren y tomen posesión de la tierra que prometí a sus antepasados.</w:t>
-      </w:r>
-    </w:p>
-    <w:p>
-      <w:pPr/>
-      <w:r>
-        <w:rPr>
-          <w:lang w:val="es_ES" w:bidi="es_ES"/>
-        </w:rPr>
-      </w:r>
-      <w:r>
-        <w:rPr>
-          <w:vertAlign w:val="superscript"/>
-          <w:lang w:val="es_ES" w:bidi="es_ES"/>
-        </w:rPr>
-        <w:t>13</w:t>
+        <w:t xml:space="preserve"> Entonces el Señor me dijo: —Levántate y guía al pueblo en su camino, para que entren y tomen posesión de la tierra que prometí a sus antepasados.</w:t>
+      </w:r>
+    </w:p>
+    <w:p>
+      <w:pPr/>
+      <w:r>
+        <w:rPr>
+          <w:lang w:val="es_ES" w:bidi="es_ES"/>
+        </w:rPr>
+      </w:r>
+      <w:r>
+        <w:rPr>
+          <w:vertAlign w:val="superscript"/>
+          <w:lang w:val="es_ES" w:bidi="es_ES"/>
+        </w:rPr>
+        <w:t>12-13</w:t>
       </w:r>
       <w:r>
         <w:rPr>
@@ -6926,7 +6926,7 @@
         <w:rPr>
           <w:lang w:val="es_ES" w:bidi="es_ES"/>
         </w:rPr>
-        <w:t xml:space="preserve"> Ustedes deben obedecer con cuidado los mandamientos que hoy les doy. Deben amar al Señor su Dios con todo su corazón y con toda su alma. Deben sirvirle. Si lo hacen,</w:t>
+        <w:t xml:space="preserve"> Ustedes deben obedecer con cuidado los mandamientos que hoy les doy. Deben amar al Señor su Dios con todo su corazón y con toda su alma. Deben servirle. Si lo hacen,</w:t>
       </w:r>
     </w:p>
     <w:p>
@@ -7199,7 +7199,7 @@
         <w:rPr>
           <w:lang w:val="es_ES" w:bidi="es_ES"/>
         </w:rPr>
-        <w:t xml:space="preserve"> Hoy les presento dos opciones: la bendición y la maldición.</w:t>
+        <w:t xml:space="preserve"> Hoy les presento 2 opciones: la bendición y la maldición.</w:t>
       </w:r>
     </w:p>
     <w:p>
@@ -7262,7 +7262,7 @@
         <w:rPr>
           <w:lang w:val="es_ES" w:bidi="es_ES"/>
         </w:rPr>
-        <w:t xml:space="preserve"> Cuando el Señor su Dios los haga entrar en la tierra que van a conquistar, proclamarán la bendición desde el monte Guerizín y la maldición desde el monte Ebal.</w:t>
+        <w:t xml:space="preserve"> Cuando el Señor su Dios los haga entrar en la tierra que van a habitar, proclamarán la bendición desde el monte Guerizín y la maldición desde el monte Ebal.</w:t>
       </w:r>
     </w:p>
     <w:p>
@@ -7383,7 +7383,7 @@
         <w:rPr>
           <w:lang w:val="es_ES" w:bidi="es_ES"/>
         </w:rPr>
-        <w:t xml:space="preserve"> Destruyan completamente todos los lugares de culto pagano de los pueblos que van a conquistar: en las montañas altas, en las colinas y bajo los árboles frondosos.</w:t>
+        <w:t xml:space="preserve"> Destruyan completamente todos los lugares de culto pagano de los pueblos que van a vencer: en las montañas altas, en las colinas y bajo los árboles frondosos.</w:t>
       </w:r>
     </w:p>
     <w:p>
@@ -7419,7 +7419,7 @@
           <w:vertAlign w:val="superscript"/>
           <w:lang w:val="es_ES" w:bidi="es_ES"/>
         </w:rPr>
-        <w:t>5</w:t>
+        <w:t>4-5</w:t>
       </w:r>
       <w:r>
         <w:rPr>
@@ -7734,13 +7734,13 @@
           <w:vertAlign w:val="superscript"/>
           <w:lang w:val="es_ES" w:bidi="es_ES"/>
         </w:rPr>
-        <w:t>22</w:t>
-      </w:r>
-      <w:r>
-        <w:rPr>
-          <w:lang w:val="es_ES" w:bidi="es_ES"/>
-        </w:rPr>
-        <w:t xml:space="preserve"> Cuando el Señor su Dios ensanche su territorio, tal como se lo prometió, quizás digan: «Queremos comer carne». Entonces podrán comer toda la carne que deseen. Si el lugar que el Señor su Dios escoja para poner su nombre está lejos de ustedes, podrán matar las vacas y ovejas que el Señor les haya dado, tal como se los ordené. Comerán en sus ciudades todo lo que deseen. Comerán esa carne como se come la gacela o el ciervo. Tanto el que esté impuro como el que esté puro podrá comerla.</w:t>
+        <w:t>20-22</w:t>
+      </w:r>
+      <w:r>
+        <w:rPr>
+          <w:lang w:val="es_ES" w:bidi="es_ES"/>
+        </w:rPr>
+        <w:t xml:space="preserve"> Cuando el Señor su Dios ensanche su territorio, tal como se lo prometió, quizá digan: —Queremos comer carne. Entonces podrán comer toda la carne que deseen. Si el lugar que el Señor su Dios escoja para poner su nombre está lejos de ustedes, podrán matar las vacas y ovejas que el Señor les haya dado, tal como se lo ordené. Comerán en sus ciudades todo lo que deseen. Comerán esa carne como se come la gacela o el ciervo. Tanto el que esté impuro como el que esté puro podrá comerla.</w:t>
       </w:r>
     </w:p>
     <w:p>
@@ -7776,7 +7776,7 @@
           <w:vertAlign w:val="superscript"/>
           <w:lang w:val="es_ES" w:bidi="es_ES"/>
         </w:rPr>
-        <w:t>25</w:t>
+        <w:t>24-25</w:t>
       </w:r>
       <w:r>
         <w:rPr>
@@ -7797,7 +7797,7 @@
           <w:vertAlign w:val="superscript"/>
           <w:lang w:val="es_ES" w:bidi="es_ES"/>
         </w:rPr>
-        <w:t>27</w:t>
+        <w:t>26-27</w:t>
       </w:r>
       <w:r>
         <w:rPr>
@@ -7866,7 +7866,7 @@
         <w:rPr>
           <w:lang w:val="es_ES" w:bidi="es_ES"/>
         </w:rPr>
-        <w:t xml:space="preserve"> cuídense de no seguir su ejemplo después de que sean destruidas delante de ustedes. No busquen conocer a sus dioses preguntando: «¿Cómo adoraban estas naciones a sus dioses? Yo también haré lo mismo».</w:t>
+        <w:t xml:space="preserve"> cuídense de no seguir su ejemplo después de que sean destruidas delante de ustedes. No busquen conocer a sus dioses preguntando: —¿Cómo adoraban estas naciones a sus dioses? Yo también haré lo mismo.</w:t>
       </w:r>
     </w:p>
     <w:p>
@@ -7966,7 +7966,7 @@
         <w:rPr>
           <w:lang w:val="es_ES" w:bidi="es_ES"/>
         </w:rPr>
-        <w:t xml:space="preserve"> Tal vez lo que anunció suceda, y luego te diga:—Vamos a adorar a otros dioses que tú no conoces.</w:t>
+        <w:t xml:space="preserve"> Tal vez lo que anunció suceda, y luego te diga: —Vamos a adorar a otros dioses que tú no conoces.</w:t>
       </w:r>
     </w:p>
     <w:p>
@@ -8044,7 +8044,7 @@
           <w:vertAlign w:val="superscript"/>
           <w:lang w:val="es_ES" w:bidi="es_ES"/>
         </w:rPr>
-        <w:t>7</w:t>
+        <w:t>6-7</w:t>
       </w:r>
       <w:r>
         <w:rPr>
@@ -8149,7 +8149,7 @@
           <w:vertAlign w:val="superscript"/>
           <w:lang w:val="es_ES" w:bidi="es_ES"/>
         </w:rPr>
-        <w:t>14</w:t>
+        <w:t>12-14</w:t>
       </w:r>
       <w:r>
         <w:rPr>
@@ -8333,7 +8333,7 @@
           <w:vertAlign w:val="superscript"/>
           <w:lang w:val="es_ES" w:bidi="es_ES"/>
         </w:rPr>
-        <w:t>5</w:t>
+        <w:t>4-5</w:t>
       </w:r>
       <w:r>
         <w:rPr>
@@ -8459,7 +8459,7 @@
           <w:vertAlign w:val="superscript"/>
           <w:lang w:val="es_ES" w:bidi="es_ES"/>
         </w:rPr>
-        <w:t>18</w:t>
+        <w:t>11-18</w:t>
       </w:r>
       <w:r>
         <w:rPr>
@@ -8790,7 +8790,7 @@
           <w:vertAlign w:val="superscript"/>
           <w:lang w:val="es_ES" w:bidi="es_ES"/>
         </w:rPr>
-        <w:t>5</w:t>
+        <w:t>4-5</w:t>
       </w:r>
       <w:r>
         <w:rPr>
@@ -8880,7 +8880,7 @@
         <w:rPr>
           <w:lang w:val="es_ES" w:bidi="es_ES"/>
         </w:rPr>
-        <w:t xml:space="preserve"> Ten cuidado de no pensar: «Ya casi llega el año séptimo, el año en que se perdonan las deudas». No seas mezquino con tu hermano pobre ni te niegues a prestarle, porque él pedirá ayuda al Señor contra ti, y tú serás culpable de pecado.</w:t>
+        <w:t xml:space="preserve"> Ten cuidado de no pensar: “Ya casi llega el año séptimo, el año en que se perdonan las deudas”. No seas mezquino con tu hermano pobre ni te niegues a prestarle, porque él pedirá ayuda al Señor contra ti, y tú serás culpable de pecado.</w:t>
       </w:r>
     </w:p>
     <w:p>
@@ -9027,7 +9027,7 @@
         <w:rPr>
           <w:lang w:val="es_ES" w:bidi="es_ES"/>
         </w:rPr>
-        <w:t xml:space="preserve"> Pero puede ocurrir que tu esclavo te diga:—No quiero dejarte. Será que te ama a ti y a tu familia, y le va bien contigo.</w:t>
+        <w:t xml:space="preserve"> Pero puede ocurrir que tu esclavo te diga: —No quiero dejarte. Será que te ama a ti y a tu familia, y le va bien contigo.</w:t>
       </w:r>
     </w:p>
     <w:p>
@@ -9457,7 +9457,7 @@
           <w:vertAlign w:val="superscript"/>
           <w:lang w:val="es_ES" w:bidi="es_ES"/>
         </w:rPr>
-        <w:t>15</w:t>
+        <w:t>13-15</w:t>
       </w:r>
       <w:r>
         <w:rPr>
@@ -9662,7 +9662,7 @@
           <w:vertAlign w:val="superscript"/>
           <w:lang w:val="es_ES" w:bidi="es_ES"/>
         </w:rPr>
-        <w:t>3</w:t>
+        <w:t>2-3</w:t>
       </w:r>
       <w:r>
         <w:rPr>
@@ -10377,7 +10377,7 @@
         <w:rPr>
           <w:lang w:val="es_ES" w:bidi="es_ES"/>
         </w:rPr>
-        <w:t xml:space="preserve"> Esto es lo que le pediste al Señor tu Dios en el monte Horeb. Dijiste:—No quiero volver a escuchar la voz del Señor mi Dios, ni quiero ver otra vez este gran fuego, para no morir.</w:t>
+        <w:t xml:space="preserve"> Esto es lo que le pediste al Señor tu Dios en el monte Horeb. Dijiste: —No quiero volver a escuchar la voz del Señor mi Dios, ni quiero ver otra vez este gran fuego, para no morir.</w:t>
       </w:r>
     </w:p>
     <w:p>
@@ -10398,7 +10398,7 @@
         <w:rPr>
           <w:lang w:val="es_ES" w:bidi="es_ES"/>
         </w:rPr>
-        <w:t xml:space="preserve"> Entonces el Señor me dijo:—Está bien lo que han dicho.</w:t>
+        <w:t xml:space="preserve"> Entonces el Señor me dijo: —Está bien lo que han dicho.</w:t>
       </w:r>
     </w:p>
     <w:p>
@@ -10482,7 +10482,7 @@
         <w:rPr>
           <w:lang w:val="es_ES" w:bidi="es_ES"/>
         </w:rPr>
-        <w:t xml:space="preserve"> Tal vez te preguntes: «¿Cómo sabremos si un mensaje viene del Señor o no?».</w:t>
+        <w:t xml:space="preserve"> Tal vez te preguntes: «¿Cómo sabremos si un mensaje viene del Señor o no?”.</w:t>
       </w:r>
     </w:p>
     <w:p>
@@ -10555,7 +10555,7 @@
           <w:vertAlign w:val="superscript"/>
           <w:lang w:val="es_ES" w:bidi="es_ES"/>
         </w:rPr>
-        <w:t>3</w:t>
+        <w:t>2-3</w:t>
       </w:r>
       <w:r>
         <w:rPr>
@@ -10618,7 +10618,7 @@
           <w:vertAlign w:val="superscript"/>
           <w:lang w:val="es_ES" w:bidi="es_ES"/>
         </w:rPr>
-        <w:t>7</w:t>
+        <w:t>6-7</w:t>
       </w:r>
       <w:r>
         <w:rPr>
@@ -10997,7 +10997,7 @@
         <w:rPr>
           <w:lang w:val="es_ES" w:bidi="es_ES"/>
         </w:rPr>
-        <w:t xml:space="preserve"> Les dirá:—Escuchen, israelitas. Hoy van a pelear contra sus enemigos. No se desanimen ni tengan miedo. No se asusten ni se acobarden delante de ellos,</w:t>
+        <w:t xml:space="preserve"> Les dirá: —Escuchen, israelitas. Hoy van a pelear contra sus enemigos. No se desanimen ni tengan miedo. No se asusten ni se acobarden delante de ellos,</w:t>
       </w:r>
     </w:p>
     <w:p>
@@ -11039,7 +11039,7 @@
         <w:rPr>
           <w:lang w:val="es_ES" w:bidi="es_ES"/>
         </w:rPr>
-        <w:t xml:space="preserve"> Después los oficiales del ejército le dirán al pueblo:—¿Alguno de ustedes construyó una casa nueva y todavía no la ha estrenado? Puede irse a su casa, no sea que muera en la batalla y otro la estrene.</w:t>
+        <w:t xml:space="preserve"> Después los oficiales del ejército le dirán al pueblo: —¿Alguno de ustedes construyó una casa nueva y todavía no la ha estrenado? Puede irse a su casa, no sea que muera en la batalla y otro la estrene.</w:t>
       </w:r>
     </w:p>
     <w:p>
@@ -11102,7 +11102,7 @@
         <w:rPr>
           <w:lang w:val="es_ES" w:bidi="es_ES"/>
         </w:rPr>
-        <w:t xml:space="preserve"> Los oficiales también dirán al pueblo:—¿Alguno tiene miedo o está asustado? Que regrese a su casa, para que no contagie su miedo a sus compañeros.</w:t>
+        <w:t xml:space="preserve"> Los oficiales también dirán al pueblo: —¿Alguno tiene miedo o está asustado? Que regrese a su casa, para que no contagie su miedo a sus compañeros.</w:t>
       </w:r>
     </w:p>
     <w:p>
@@ -11517,7 +11517,7 @@
         <w:rPr>
           <w:lang w:val="es_ES" w:bidi="es_ES"/>
         </w:rPr>
-        <w:t xml:space="preserve"> Entonces dirán:—Nuestras manos no derramaron esta sangre, ni nuestros ojos vieron lo que pasó.</w:t>
+        <w:t xml:space="preserve"> Entonces dirán: —Nuestras manos no derramaron esta sangre, ni nuestros ojos vieron lo que pasó.</w:t>
       </w:r>
     </w:p>
     <w:p>
@@ -12058,7 +12058,7 @@
         <w:rPr>
           <w:lang w:val="es_ES" w:bidi="es_ES"/>
         </w:rPr>
-        <w:t xml:space="preserve"> No plantes dos tipos de semillas diferentes en tu viñedo. Si lo haces, todo lo que crezca en el viñedo tendrás que consagrarlo.</w:t>
+        <w:t xml:space="preserve"> No plantes 2 tipos de semillas diferentes en tu viñedo. Si lo haces, todo lo que crezca en el viñedo tendrás que consagrarlo.</w:t>
       </w:r>
     </w:p>
     <w:p>
@@ -12451,7 +12451,7 @@
           <w:vertAlign w:val="superscript"/>
           <w:lang w:val="es_ES" w:bidi="es_ES"/>
         </w:rPr>
-        <w:t>29</w:t>
+        <w:t>28-29</w:t>
       </w:r>
       <w:r>
         <w:rPr>
@@ -12599,7 +12599,7 @@
         <w:rPr>
           <w:lang w:val="es_ES" w:bidi="es_ES"/>
         </w:rPr>
-        <w:t xml:space="preserve"> Pero el Señor tu Dios no quiso escuchar a Balaam. El Señor tu Dios cambió la maldición contra ti en bendición, porque te ama.</w:t>
+        <w:t xml:space="preserve"> Pero el Señor tu Dios no quiso escuchar a Balán. El Señor tu Dios cambió la maldición contra ti en bendición, porque te ama.</w:t>
       </w:r>
     </w:p>
     <w:p>
@@ -12683,7 +12683,7 @@
         <w:rPr>
           <w:lang w:val="es_ES" w:bidi="es_ES"/>
         </w:rPr>
-        <w:t xml:space="preserve"> Cuando salgas con tu ejército contra tus enemigos, aléjate de todo clase de impurezas.</w:t>
+        <w:t xml:space="preserve"> Cuando salgas con tu ejército contra tus enemigos, aléjate de toda clase de impurezas.</w:t>
       </w:r>
     </w:p>
     <w:p>
@@ -13077,7 +13077,7 @@
         <w:rPr>
           <w:lang w:val="es_ES" w:bidi="es_ES"/>
         </w:rPr>
-        <w:t xml:space="preserve"> Ella puede irse de la casa y casarase con otro hombre.</w:t>
+        <w:t xml:space="preserve"> Ella puede irse de la casa y casarse con otro hombre.</w:t>
       </w:r>
     </w:p>
     <w:p>
@@ -13660,7 +13660,7 @@
         <w:rPr>
           <w:lang w:val="es_ES" w:bidi="es_ES"/>
         </w:rPr>
-        <w:t xml:space="preserve"> Pero si el hermano del fallecido no quiere cumplir con su deber y se niega a casarse con la viuda, ella deberá ir a donde se reúnen los ancianos de la ciudad y decirles:—Mi cuñado no quiere mantener el nombre de su hermano. No quiere casarse conmigo.</w:t>
+        <w:t xml:space="preserve"> Pero si el hermano del fallecido no quiere cumplir con su deber y se niega a casarse con la viuda, ella deberá ir a donde se reúnen los ancianos de la ciudad y decirles: —Mi cuñado no quiere mantener el nombre de su hermano. No quiere casarse conmigo.</w:t>
       </w:r>
     </w:p>
     <w:p>
@@ -13702,7 +13702,7 @@
         <w:rPr>
           <w:lang w:val="es_ES" w:bidi="es_ES"/>
         </w:rPr>
-        <w:t xml:space="preserve"> la viuda se acercará a él delante de los ancianos. Le quitará la sandalia del pie y le escupirá en la cara. Luego, ella dirá:—Así se trata a un hombre que se niega a darle descendencia a su hermano.</w:t>
+        <w:t xml:space="preserve"> la viuda se acercará a él delante de los ancianos. Le quitará la sandalia del pie y le escupirá en la cara. Luego, ella dirá: —Así se trata a un hombre que se niega a darle descendencia a su hermano.</w:t>
       </w:r>
     </w:p>
     <w:p>
@@ -13723,7 +13723,7 @@
         <w:rPr>
           <w:lang w:val="es_ES" w:bidi="es_ES"/>
         </w:rPr>
-        <w:t xml:space="preserve"> Desde ese momento, la familia de ese hombre será conocida como «la casa del descalzo».</w:t>
+        <w:t xml:space="preserve"> Desde ese momento, la familia de ese hombre será conocida como “la casa del descalzo”.</w:t>
       </w:r>
     </w:p>
     <w:p>
@@ -13780,7 +13780,7 @@
           <w:vertAlign w:val="superscript"/>
           <w:lang w:val="es_ES" w:bidi="es_ES"/>
         </w:rPr>
-        <w:t>15</w:t>
+        <w:t>13-15</w:t>
       </w:r>
       <w:r>
         <w:rPr>
@@ -13949,7 +13949,7 @@
         <w:rPr>
           <w:lang w:val="es_ES" w:bidi="es_ES"/>
         </w:rPr>
-        <w:t xml:space="preserve"> Y dirás al sacerdote que esté en esos días:—Hoy declaro ante el Señor tu Dios que he llegado a la tierra que el Señor prometió a nuestros antepasados.</w:t>
+        <w:t xml:space="preserve"> Y dirás al sacerdote que esté en esos días: —Hoy declaro ante el Señor tu Dios que he llegado a la tierra que el Señor prometió a nuestros antepasados.</w:t>
       </w:r>
     </w:p>
     <w:p>
@@ -13991,22 +13991,22 @@
         <w:rPr>
           <w:lang w:val="es_ES" w:bidi="es_ES"/>
         </w:rPr>
-        <w:t xml:space="preserve"> Tú declararás ante el Señor tu Dios:—Un arameo errante fue mi antepasado. Descendió a Egipto y habitó allí. Eran pocos en número él y su familia. Allí llegó a ser una nación grande, poderosa y numerosa.</w:t>
-      </w:r>
-    </w:p>
-    <w:p>
-      <w:pPr/>
-      <w:r>
-        <w:rPr>
-          <w:lang w:val="es_ES" w:bidi="es_ES"/>
-        </w:rPr>
-      </w:r>
-      <w:r>
-        <w:rPr>
-          <w:vertAlign w:val="superscript"/>
-          <w:lang w:val="es_ES" w:bidi="es_ES"/>
-        </w:rPr>
-        <w:t>7</w:t>
+        <w:t xml:space="preserve"> Tú declararás ante el Señor tu Dios: —Un arameo errante fue mi antepasado. Descendió a Egipto y habitó allí. Eran pocos en número él y su familia. Allí llegó a ser una nación grande, poderosa y numerosa.</w:t>
+      </w:r>
+    </w:p>
+    <w:p>
+      <w:pPr/>
+      <w:r>
+        <w:rPr>
+          <w:lang w:val="es_ES" w:bidi="es_ES"/>
+        </w:rPr>
+      </w:r>
+      <w:r>
+        <w:rPr>
+          <w:vertAlign w:val="superscript"/>
+          <w:lang w:val="es_ES" w:bidi="es_ES"/>
+        </w:rPr>
+        <w:t>6-7</w:t>
       </w:r>
       <w:r>
         <w:rPr>
@@ -14138,7 +14138,7 @@
         <w:rPr>
           <w:lang w:val="es_ES" w:bidi="es_ES"/>
         </w:rPr>
-        <w:t xml:space="preserve"> Dirás ante el Señor tu Dios:—He apartado de mi casa la porción sagrada. Se la he entregado al levita, al extranjero, al huérfano y a la viuda, tal como me lo ordenaste. No he desobedecido tus mandamientos ni los he olvidado.</w:t>
+        <w:t xml:space="preserve"> Dirás ante el Señor tu Dios: —He apartado de mi casa la porción sagrada. Se la he entregado al levita, al extranjero, al huérfano y a la viuda, tal como me lo ordenaste. No he desobedecido tus mandamientos ni los he olvidado.</w:t>
       </w:r>
     </w:p>
     <w:p>
@@ -14301,22 +14301,22 @@
         <w:rPr>
           <w:lang w:val="es_ES" w:bidi="es_ES"/>
         </w:rPr>
-        <w:t xml:space="preserve"> Moisés, junto con los ancianos de Israel, le ordenó al pueblo:—Obedezcan todos los mandamientos que hoy les doy.</w:t>
-      </w:r>
-    </w:p>
-    <w:p>
-      <w:pPr/>
-      <w:r>
-        <w:rPr>
-          <w:lang w:val="es_ES" w:bidi="es_ES"/>
-        </w:rPr>
-      </w:r>
-      <w:r>
-        <w:rPr>
-          <w:vertAlign w:val="superscript"/>
-          <w:lang w:val="es_ES" w:bidi="es_ES"/>
-        </w:rPr>
-        <w:t>4</w:t>
+        <w:t xml:space="preserve"> Moisés, junto con los ancianos de Israel, le ordenó al pueblo: —Obedezcan todos los mandamientos que hoy les doy.</w:t>
+      </w:r>
+    </w:p>
+    <w:p>
+      <w:pPr/>
+      <w:r>
+        <w:rPr>
+          <w:lang w:val="es_ES" w:bidi="es_ES"/>
+        </w:rPr>
+      </w:r>
+      <w:r>
+        <w:rPr>
+          <w:vertAlign w:val="superscript"/>
+          <w:lang w:val="es_ES" w:bidi="es_ES"/>
+        </w:rPr>
+        <w:t>2-4</w:t>
       </w:r>
       <w:r>
         <w:rPr>
@@ -14337,7 +14337,7 @@
           <w:vertAlign w:val="superscript"/>
           <w:lang w:val="es_ES" w:bidi="es_ES"/>
         </w:rPr>
-        <w:t>6</w:t>
+        <w:t>5-6</w:t>
       </w:r>
       <w:r>
         <w:rPr>
@@ -14406,7 +14406,7 @@
         <w:rPr>
           <w:lang w:val="es_ES" w:bidi="es_ES"/>
         </w:rPr>
-        <w:t xml:space="preserve"> Entonces Moisés y los levitas dijeron a todo el pueblo de Israel:—Escucha, Israel, hoy te has convertido en el pueblo del Señor.</w:t>
+        <w:t xml:space="preserve"> Entonces Moisés y los levitas dijeron a todo el pueblo de Israel: —Escucha, Israel, hoy te has convertido en el pueblo del Señor.</w:t>
       </w:r>
     </w:p>
     <w:p>
@@ -14616,7 +14616,7 @@
         <w:rPr>
           <w:lang w:val="es_ES" w:bidi="es_ES"/>
         </w:rPr>
-        <w:t xml:space="preserve"> —Maldito sea quien cometa injusticia contra el extranjero, el huérfano y la viuda.—Amén —todo el pueblo responderá.</w:t>
+        <w:t xml:space="preserve"> —Maldito sea quien cometa injusticia contra el extranjero, el huérfano y la viuda. —Amén —todo el pueblo responderá.</w:t>
       </w:r>
     </w:p>
     <w:p>
@@ -14658,7 +14658,7 @@
         <w:rPr>
           <w:lang w:val="es_ES" w:bidi="es_ES"/>
         </w:rPr>
-        <w:t xml:space="preserve"> «Maldito sea quien tenga relaciones sexuales con un animal». Y todo el pueblo responderá: «Amén».</w:t>
+        <w:t xml:space="preserve"> —Maldito sea quien tenga relaciones sexuales con un animal. Y todo el pueblo responderá: —Amén.</w:t>
       </w:r>
     </w:p>
     <w:p>
@@ -14742,7 +14742,7 @@
         <w:rPr>
           <w:lang w:val="es_ES" w:bidi="es_ES"/>
         </w:rPr>
-        <w:t xml:space="preserve"> —Maldito sea quien acepte soborno para matar a un inocente.—Amén —todo el pueblo responderá.</w:t>
+        <w:t xml:space="preserve"> —Maldito sea quien acepte soborno para matar a un inocente. —Amén —todo el pueblo responderá.</w:t>
       </w:r>
     </w:p>
     <w:p>
@@ -14815,13 +14815,13 @@
           <w:vertAlign w:val="superscript"/>
           <w:lang w:val="es_ES" w:bidi="es_ES"/>
         </w:rPr>
-        <w:t>6</w:t>
-      </w:r>
-      <w:r>
-        <w:rPr>
-          <w:lang w:val="es_ES" w:bidi="es_ES"/>
-        </w:rPr>
-        <w:t xml:space="preserve"> Estas son las bendiciones que vendrán sobre ti:Serás bendito en la ciudad y serás bendito en el campo.Benditos serán tus hijos, tus cosechas y tus animales, las crías de tus vacas y los rebaños de tus ovejas.Benditas serán tu canasta y tu artesa de amasar.Serás bendito cuando entres y serás bendito cuando salgas.</w:t>
+        <w:t>2-6</w:t>
+      </w:r>
+      <w:r>
+        <w:rPr>
+          <w:lang w:val="es_ES" w:bidi="es_ES"/>
+        </w:rPr>
+        <w:t xml:space="preserve"> Estas son las bendiciones que vendrán sobre ti: Serás bendito en la ciudad y serás bendito en el campo. Benditos serán tus hijos, tus cosechas y tus animales, las crías de tus vacas y los rebaños de tus ovejas. Benditas serán tu canasta y tu artesa de amasar. Serás bendito cuando entres y serás bendito cuando salgas.</w:t>
       </w:r>
     </w:p>
     <w:p>
@@ -15004,13 +15004,13 @@
           <w:vertAlign w:val="superscript"/>
           <w:lang w:val="es_ES" w:bidi="es_ES"/>
         </w:rPr>
-        <w:t>19</w:t>
-      </w:r>
-      <w:r>
-        <w:rPr>
-          <w:lang w:val="es_ES" w:bidi="es_ES"/>
-        </w:rPr>
-        <w:t xml:space="preserve"> Si no obedeces al Señor tu Dios ni cumples sus mandamientos que hoy te doy, todas estas maldiciones caerán sobre ti:Maldito serás en la ciudad y maldito serás en el campo.Malditos serán tu descendencia, tus cosechas y tus animales, las crías de tus vacas y los rebaños de tus ovejas.Malditas serán tu canasta y tu artesa de amasar.Maldito serás cuando entres y maldito serás cuando salgas.</w:t>
+        <w:t>15-19</w:t>
+      </w:r>
+      <w:r>
+        <w:rPr>
+          <w:lang w:val="es_ES" w:bidi="es_ES"/>
+        </w:rPr>
+        <w:t xml:space="preserve"> Si no obedeces al Señor tu Dios ni cumples sus mandamientos que hoy te doy, todas estas maldiciones caerán sobre ti: Maldito serás en la ciudad y maldito serás en el campo. Malditos serán tu descendencia, tus cosechas y tus animales, las crías de tus vacas y los rebaños de tus ovejas. Malditas serán tu canasta y tu artesa de amasar. Maldito serás cuando entres y maldito serás cuando salgas.</w:t>
       </w:r>
     </w:p>
     <w:p>
@@ -15781,7 +15781,7 @@
           <w:vertAlign w:val="superscript"/>
           <w:lang w:val="es_ES" w:bidi="es_ES"/>
         </w:rPr>
-        <w:t>57</w:t>
+        <w:t>56-57</w:t>
       </w:r>
       <w:r>
         <w:rPr>
@@ -15997,7 +15997,7 @@
         <w:rPr>
           <w:lang w:val="es_ES" w:bidi="es_ES"/>
         </w:rPr>
-        <w:t xml:space="preserve"> En la mañana dirás: «¡Ojalá fuera ya de noche!», y en la noche dirás: «¡Ojalá fuera ya de día!», por el terror que sentirás y las cosas horribles que verás.</w:t>
+        <w:t xml:space="preserve"> En la mañana dirás: «¡Ojalá fuera ya de noche!”, y en la noche dirás: «¡Ojalá fuera ya de día!”, por el terror que sentirás y las cosas horribles que verás.</w:t>
       </w:r>
     </w:p>
     <w:p>
@@ -16070,13 +16070,13 @@
           <w:vertAlign w:val="superscript"/>
           <w:lang w:val="es_ES" w:bidi="es_ES"/>
         </w:rPr>
-        <w:t>3</w:t>
-      </w:r>
-      <w:r>
-        <w:rPr>
-          <w:lang w:val="es_ES" w:bidi="es_ES"/>
-        </w:rPr>
-        <w:t xml:space="preserve"> Reunió a todos los israelitas y les dijo lo siguiente.Ustedes fueron testigos de las grandes plagas y los milagros extraordinarios que el Señor hizo caer sobre el faraón y su pueblo en Egipto.</w:t>
+        <w:t>2-3</w:t>
+      </w:r>
+      <w:r>
+        <w:rPr>
+          <w:lang w:val="es_ES" w:bidi="es_ES"/>
+        </w:rPr>
+        <w:t xml:space="preserve"> Reunió a todos los israelitas y les dijo lo siguiente. Ustedes fueron testigos de las grandes plagas y los milagros extraordinarios que el Señor hizo caer sobre el faraón y su pueblo en Egipto.</w:t>
       </w:r>
     </w:p>
     <w:p>
@@ -16412,7 +16412,7 @@
         <w:rPr>
           <w:lang w:val="es_ES" w:bidi="es_ES"/>
         </w:rPr>
-        <w:t xml:space="preserve"> No permitan que nadie, al oír estas advertencias, se diga: «No me pasará nada aunque viva como yo quiera». Esa persona provocaría la ruina de todos.</w:t>
+        <w:t xml:space="preserve"> No permitan que nadie, al oír estas advertencias, se diga: “No me pasará nada aunque viva como yo quiera”. Esa persona provocaría la ruina de todos.</w:t>
       </w:r>
     </w:p>
     <w:p>
@@ -16517,7 +16517,7 @@
         <w:rPr>
           <w:lang w:val="es_ES" w:bidi="es_ES"/>
         </w:rPr>
-        <w:t xml:space="preserve"> Entonces todas las naciones preguntarán:—¿Por qué el Señor hizo esto con esta tierra? ¿Qué provocó esta ira tan terrible?</w:t>
+        <w:t xml:space="preserve"> Entonces todas las naciones preguntarán: —¿Por qué el Señor hizo esto con esta tierra? ¿Qué provocó esta ira tan terrible?</w:t>
       </w:r>
     </w:p>
     <w:p>
@@ -16538,7 +16538,7 @@
         <w:rPr>
           <w:lang w:val="es_ES" w:bidi="es_ES"/>
         </w:rPr>
-        <w:t xml:space="preserve"> La respuesta será:—Porque este pueblo abandonó el pacto que el Señor, el Dios de sus padres, estableció con ellos cuando los sacó de Egipto.</w:t>
+        <w:t xml:space="preserve"> La respuesta será: —Porque este pueblo abandonó el pacto que el Señor, el Dios de sus padres, estableció con ellos cuando los sacó de Egipto.</w:t>
       </w:r>
     </w:p>
     <w:p>
@@ -16622,7 +16622,7 @@
         <w:rPr>
           <w:lang w:val="es_ES" w:bidi="es_ES"/>
         </w:rPr>
-        <w:t xml:space="preserve"> Las cosas ocultas pertenecen al Señor nuestro Dios, pero lo que nos ha revelado son para nosotros y para nuestros hijos, para que obedezcamos siempre toda esta ley.</w:t>
+        <w:t xml:space="preserve"> Las cosas ocultas pertenecen al Señor nuestro Dios, pero las que nos ha revelado son para nosotros y para nuestros hijos, para que obedezcamos siempre toda esta ley.</w:t>
       </w:r>
     </w:p>
     <w:p>
@@ -16779,7 +16779,7 @@
           <w:vertAlign w:val="superscript"/>
           <w:lang w:val="es_ES" w:bidi="es_ES"/>
         </w:rPr>
-        <w:t>8</w:t>
+        <w:t>7-8</w:t>
       </w:r>
       <w:r>
         <w:rPr>
@@ -17137,7 +17137,7 @@
         <w:rPr>
           <w:lang w:val="es_ES" w:bidi="es_ES"/>
         </w:rPr>
-        <w:t xml:space="preserve"> El Señor los destruirá como destruyó a Sijón y a Og, los reyes amorreos, y a sus territorios.</w:t>
+        <w:t xml:space="preserve"> El Señor las destruirá como destruyó a Sijón y a Og, los reyes amorreos, y a sus territorios.</w:t>
       </w:r>
     </w:p>
     <w:p>
@@ -17257,13 +17257,13 @@
           <w:vertAlign w:val="superscript"/>
           <w:lang w:val="es_ES" w:bidi="es_ES"/>
         </w:rPr>
-        <w:t>11</w:t>
-      </w:r>
-      <w:r>
-        <w:rPr>
-          <w:lang w:val="es_ES" w:bidi="es_ES"/>
-        </w:rPr>
-        <w:t xml:space="preserve"> Moisés les ordenó:—Cada 7 años, en el año del perdón de deudas, durante la fiesta de las enramadas, todo Israel se reunirá ante el Señor tu Dios en el lugar que él elija. Leerás esta ley en voz alta delante de todo el pueblo.</w:t>
+        <w:t>10-11</w:t>
+      </w:r>
+      <w:r>
+        <w:rPr>
+          <w:lang w:val="es_ES" w:bidi="es_ES"/>
+        </w:rPr>
+        <w:t xml:space="preserve"> Moisés les ordenó: —Cada 7 años, en el año del perdón de deudas, durante la fiesta de las enramadas, todo Israel se reunirá ante el Señor tu Dios en el lugar que él elija. Leerás esta ley en voz alta delante de todo el pueblo.</w:t>
       </w:r>
     </w:p>
     <w:p>
@@ -17326,7 +17326,7 @@
         <w:rPr>
           <w:lang w:val="es_ES" w:bidi="es_ES"/>
         </w:rPr>
-        <w:t xml:space="preserve"> El Señor le dijo a Moisés:—Se acerca el día de tu muerte. Llama a Josué y preséntense juntos en la tienda de reunión para que yo le dé mis órdenes. Moisés y Josué fueron y se presentaron allí.</w:t>
+        <w:t xml:space="preserve"> El Señor le dijo a Moisés: —Se acerca el día de tu muerte. Llama a Josué y preséntense juntos en la tienda de reunión para que yo le dé mis órdenes. Moisés y Josué fueron y se presentaron allí.</w:t>
       </w:r>
     </w:p>
     <w:p>
@@ -17368,7 +17368,7 @@
         <w:rPr>
           <w:lang w:val="es_ES" w:bidi="es_ES"/>
         </w:rPr>
-        <w:t xml:space="preserve"> El Señor le dijo a Moisés:—Tú irás a descansar con tus antepasados, y muy pronto este pueblo me será infiel con los dioses extraños de la tierra a la que van a entrar. Me abandonarán y quebrantarán el pacto que hice con ellos.</w:t>
+        <w:t xml:space="preserve"> El Señor le dijo a Moisés: —Tú irás a descansar con tus antepasados, y muy pronto este pueblo me será infiel con los dioses extraños de la tierra a la que van a entrar. Me abandonarán y quebrantarán el pacto que hice con ellos.</w:t>
       </w:r>
     </w:p>
     <w:p>
@@ -17389,7 +17389,7 @@
         <w:rPr>
           <w:lang w:val="es_ES" w:bidi="es_ES"/>
         </w:rPr>
-        <w:t xml:space="preserve"> Cuando esto suceda, se encenderá mi ira contra ellos y los abandonaré. Ocultaré mi rostro y serán presa fácil. Entonces les sobrevendrán muchos desastres y adversidades. Se preguntarán: "¿No es verdad que todos estos desastres nos han sobrevenido porque nuestro Dios ya no está con nosotros?".</w:t>
+        <w:t xml:space="preserve"> Cuando esto suceda, se encenderá mi ira contra ellos y los abandonaré. Ocultaré mi rostro y serán presa fácil. Entonces les sobrevendrán muchos desastres y adversidades. Se preguntarán: "¿No es verdad que todos estos desastres nos han sobrevenido porque nuestro Dios ya no está con nosotros?”.</w:t>
       </w:r>
     </w:p>
     <w:p>
@@ -17515,7 +17515,7 @@
         <w:rPr>
           <w:lang w:val="es_ES" w:bidi="es_ES"/>
         </w:rPr>
-        <w:t xml:space="preserve"> Después, el Señor le dio a Josué, hijo de Nun, esta orden:—Esfuérzate y sé valiente, porque tú conducirás a los israelitas al territorio que juré darles, y yo estaré contigo.</w:t>
+        <w:t xml:space="preserve"> Después, el Señor le dio a Josué, hijo de Nun, esta orden: —Esfuérzate y sé valiente, porque tú conducirás a los israelitas al territorio que juré darles, y yo estaré contigo.</w:t>
       </w:r>
     </w:p>
     <w:p>
@@ -17804,7 +17804,7 @@
         <w:rPr>
           <w:lang w:val="es_ES" w:bidi="es_ES"/>
         </w:rPr>
-        <w:t xml:space="preserve"> ¿Así es como le pagas al Señor, pueblo necio y sin entendimiento? ¿No es él tu Padre, tu Creador,quien te hizo y te formó?</w:t>
+        <w:t xml:space="preserve"> ¿Así es como le pagas al Señor, pueblo necio y sin entendimiento? ¿No es él tu Padre, tu Creador, quien te hizo y te formó?</w:t>
       </w:r>
     </w:p>
     <w:p>
@@ -17930,7 +17930,7 @@
         <w:rPr>
           <w:lang w:val="es_ES" w:bidi="es_ES"/>
         </w:rPr>
-        <w:t xml:space="preserve"> Solo el Señor lo guiaba;no hubo ningún dios ajeno.</w:t>
+        <w:t xml:space="preserve"> Solo el Señor lo guiaba; no hubo ningún dios ajeno.</w:t>
       </w:r>
     </w:p>
     <w:p>
@@ -18098,7 +18098,7 @@
         <w:rPr>
           <w:lang w:val="es_ES" w:bidi="es_ES"/>
         </w:rPr>
-        <w:t xml:space="preserve"> Entonces dijo: «Les ocultaré mi rostro y veré qué les pasa. Son una generación malvada, son hijos infieles.</w:t>
+        <w:t xml:space="preserve"> Entonces dijo: “Les ocultaré mi rostro y veré qué les pasa. Son una generación malvada, son hijos infieles.</w:t>
       </w:r>
     </w:p>
     <w:p>
@@ -18140,7 +18140,7 @@
         <w:rPr>
           <w:lang w:val="es_ES" w:bidi="es_ES"/>
         </w:rPr>
-        <w:t xml:space="preserve"> Mi ira arde como fuego,quema hasta lo más profundo del mundo de los muertos, devora la tierra y sus cosechas, y prende fuego a las bases de las montañas.</w:t>
+        <w:t xml:space="preserve"> Mi ira arde como fuego, quema hasta lo más profundo del mundo de los muertos, devora la tierra y sus cosechas, y prende fuego a las bases de las montañas.</w:t>
       </w:r>
     </w:p>
     <w:p>
@@ -18224,7 +18224,7 @@
         <w:rPr>
           <w:lang w:val="es_ES" w:bidi="es_ES"/>
         </w:rPr>
-        <w:t xml:space="preserve"> Dije: "Voy a esparcirlos por tierras lejanas,nadie se acordará de ellos".</w:t>
+        <w:t xml:space="preserve"> Dije: “Voy a esparcirlos por tierras lejanas, nadie se acordará de ellos”.</w:t>
       </w:r>
     </w:p>
     <w:p>
@@ -18245,7 +18245,7 @@
         <w:rPr>
           <w:lang w:val="es_ES" w:bidi="es_ES"/>
         </w:rPr>
-        <w:t xml:space="preserve"> Pero temí que sus enemigos se burlaran,me preocupaba que dijeran: "Nosotros los vencimos, no fue el Señor quien hizo esto"».</w:t>
+        <w:t xml:space="preserve"> Pero temí que sus enemigos se burlaran, me preocupaba que dijeran: “Nosotros los vencimos, no fue el Señor quien hizo esto”».</w:t>
       </w:r>
     </w:p>
     <w:p>
@@ -18413,7 +18413,7 @@
         <w:rPr>
           <w:lang w:val="es_ES" w:bidi="es_ES"/>
         </w:rPr>
-        <w:t xml:space="preserve"> Mía es la venganza; yo daré el pago. Llegará el momento en que tropezarán y caerán. El día de su desastre está cerca, y lo que les espera está al caer».</w:t>
+        <w:t xml:space="preserve"> Mía es la venganza; yo daré el pago. Llegará el momento en que tropezarán y caerán. El día de su desastre está cerca, y lo que les espera está al caer”.</w:t>
       </w:r>
     </w:p>
     <w:p>
@@ -18518,7 +18518,7 @@
         <w:rPr>
           <w:lang w:val="es_ES" w:bidi="es_ES"/>
         </w:rPr>
-        <w:t xml:space="preserve"> Levanto mi mano al cielo y juro.Tan cierto como que yo vivo para siempre,</w:t>
+        <w:t xml:space="preserve"> Levanto mi mano al cielo y juro. Tan cierto como que yo vivo para siempre,</w:t>
       </w:r>
     </w:p>
     <w:p>
@@ -18560,7 +18560,7 @@
         <w:rPr>
           <w:lang w:val="es_ES" w:bidi="es_ES"/>
         </w:rPr>
-        <w:t xml:space="preserve"> Mis flechas se empaparán de sangre, y mi espada devorará carne: la sangre de los muertos y los prisioneros, las cabezas de los jefes enemigos».</w:t>
+        <w:t xml:space="preserve"> Mis flechas se empaparán de sangre, y mi espada devorará carne: la sangre de los muertos y los prisioneros, las cabezas de los jefes enemigos”.</w:t>
       </w:r>
     </w:p>
     <w:p>
@@ -18596,7 +18596,7 @@
           <w:vertAlign w:val="superscript"/>
           <w:lang w:val="es_ES" w:bidi="es_ES"/>
         </w:rPr>
-        <w:t>45</w:t>
+        <w:t>44-45</w:t>
       </w:r>
       <w:r>
         <w:rPr>
@@ -18891,7 +18891,7 @@
         <w:rPr>
           <w:lang w:val="es_ES" w:bidi="es_ES"/>
         </w:rPr>
-        <w:t xml:space="preserve"> Que Rubén viva que no desaparezca,que su tribu sea numerosa.</w:t>
+        <w:t xml:space="preserve"> Que Rubén viva que no desaparezca, que su tribu sea numerosa.</w:t>
       </w:r>
     </w:p>
     <w:p>
@@ -18912,7 +18912,7 @@
         <w:rPr>
           <w:lang w:val="es_ES" w:bidi="es_ES"/>
         </w:rPr>
-        <w:t xml:space="preserve"> Sobre Judá dijo:Señor, escucha el clamor de Judá y tráelo de regreso a su pueblo. Sus manos pelean por él, pero tú ayúdalo contra sus enemigos.</w:t>
+        <w:t xml:space="preserve"> Sobre Judá dijo: Señor, escucha el clamor de Judá y tráelo de regreso a su pueblo. Sus manos pelean por él, pero tú ayúdalo contra sus enemigos.</w:t>
       </w:r>
     </w:p>
     <w:p>
@@ -18933,7 +18933,7 @@
         <w:rPr>
           <w:lang w:val="es_ES" w:bidi="es_ES"/>
         </w:rPr>
-        <w:t xml:space="preserve"> Sobre Leví dijo:Tus urim y tumim pertenecen a tu siervo fiel, a quien pusiste a prueba en Masá y con quien luchaste junto al manantial de Meribá.</w:t>
+        <w:t xml:space="preserve"> Sobre Leví dijo: Tus urim y tumim pertenecen a tu siervo fiel, a quien pusiste a prueba en Masá y con quien luchaste junto al manantial de Meribá.</w:t>
       </w:r>
     </w:p>
     <w:p>
@@ -18954,7 +18954,7 @@
         <w:rPr>
           <w:lang w:val="es_ES" w:bidi="es_ES"/>
         </w:rPr>
-        <w:t xml:space="preserve"> Él dijo de su padre y de su madre: «No los conozco». No favoreció a sus hermanos ni reconoció a sus propios hijos, porque obedeció tus palabras y cuidó tu pacto.</w:t>
+        <w:t xml:space="preserve"> Él dijo de su padre y de su madre: “No los conozco”. No favoreció a sus hermanos ni reconoció a sus propios hijos, porque obedeció tus palabras y cuidó tu pacto.</w:t>
       </w:r>
     </w:p>
     <w:p>
@@ -19017,7 +19017,7 @@
         <w:rPr>
           <w:lang w:val="es_ES" w:bidi="es_ES"/>
         </w:rPr>
-        <w:t xml:space="preserve"> Sobre Benjamín dijo:El Señor lo ama. Benjamín vive seguro, porque el Señor lo protege todo el día y habita en su territorio.</w:t>
+        <w:t xml:space="preserve"> Sobre Benjamín dijo: El Señor lo ama. Benjamín vive seguro, porque el Señor lo protege todo el día y habita en su territorio.</w:t>
       </w:r>
     </w:p>
     <w:p>
@@ -19038,7 +19038,7 @@
         <w:rPr>
           <w:lang w:val="es_ES" w:bidi="es_ES"/>
         </w:rPr>
-        <w:t xml:space="preserve"> Sobre José dijo:El Señor bendiga su tierra con lo mejor del cielo, con el rocío y con el agua que brota del suelo.</w:t>
+        <w:t xml:space="preserve"> Sobre José dijo: El Señor bendiga su tierra con lo mejor del cielo, con el rocío y con el agua que brota del suelo.</w:t>
       </w:r>
     </w:p>
     <w:p>
@@ -19101,7 +19101,7 @@
         <w:rPr>
           <w:lang w:val="es_ES" w:bidi="es_ES"/>
         </w:rPr>
-        <w:t xml:space="preserve"> Que le dé lo mejor de la tierray el favor del que habló desde la zarza ardiente.Que todo ello venga sobre José, el príncipe entre sus hermanos.</w:t>
+        <w:t xml:space="preserve"> Que le dé lo mejor de la tierra y el favor del que habló desde la zarza ardiente. Que todo ello venga sobre José, el príncipe entre sus hermanos.</w:t>
       </w:r>
     </w:p>
     <w:p>
@@ -19143,7 +19143,7 @@
         <w:rPr>
           <w:lang w:val="es_ES" w:bidi="es_ES"/>
         </w:rPr>
-        <w:t xml:space="preserve"> Sobre Zabulón dijo:Alégrate, Zabulón, cuando salgas de viaje, y tú, Isacar, cuando estés en tus tiendas.</w:t>
+        <w:t xml:space="preserve"> Sobre Zabulón dijo: Alégrate, Zabulón, cuando salgas de viaje, y tú, Isacar, cuando estés en tus tiendas.</w:t>
       </w:r>
     </w:p>
     <w:p>
@@ -19185,7 +19185,7 @@
         <w:rPr>
           <w:lang w:val="es_ES" w:bidi="es_ES"/>
         </w:rPr>
-        <w:t xml:space="preserve"> Sobre Gad dijo:Bendito sea el que da espacio a Gad. Gad acecha como un león que desgarra brazos y cabezas.</w:t>
+        <w:t xml:space="preserve"> Sobre Gad dijo: Bendito sea el que da espacio a Gad. Gad acecha como un león que desgarra brazos y cabezas.</w:t>
       </w:r>
     </w:p>
     <w:p>
@@ -19269,7 +19269,7 @@
         <w:rPr>
           <w:lang w:val="es_ES" w:bidi="es_ES"/>
         </w:rPr>
-        <w:t xml:space="preserve"> Sobre Aser dijo:Aser es el más bendecido de los hijosy el favorito de sus hermanos. Baña sus pies en aceite.</w:t>
+        <w:t xml:space="preserve"> Sobre Aser dijo: Aser es el más bendecido de los hijos y el favorito de sus hermanos. Baña sus pies en aceite.</w:t>
       </w:r>
     </w:p>
     <w:p>
@@ -19311,7 +19311,7 @@
         <w:rPr>
           <w:lang w:val="es_ES" w:bidi="es_ES"/>
         </w:rPr>
-        <w:t xml:space="preserve"> No hay nadie como el Dios de Jesurún, que cabalga para ayudarte por los cielosy por las nubes majestuosas.</w:t>
+        <w:t xml:space="preserve"> No hay nadie como el Dios de Jesurún, que cabalga para ayudarte por los cielos y por las nubes majestuosas.</w:t>
       </w:r>
     </w:p>
     <w:p>
@@ -19332,7 +19332,7 @@
         <w:rPr>
           <w:lang w:val="es_ES" w:bidi="es_ES"/>
         </w:rPr>
-        <w:t xml:space="preserve"> El Dios eterno es tu refugio, y sus brazos eternos te sostienen. Él expulsará a tus enemigos delante de ti y te dirá: «¡Destrúyelos!».</w:t>
+        <w:t xml:space="preserve"> El Dios eterno es tu refugio, y sus brazos eternos te sostienen. Él expulsará a tus enemigos delante de ti y te dirá: «¡Destrúyelos!”.</w:t>
       </w:r>
     </w:p>
     <w:p>
@@ -19353,7 +19353,7 @@
         <w:rPr>
           <w:lang w:val="es_ES" w:bidi="es_ES"/>
         </w:rPr>
-        <w:t xml:space="preserve"> Israel vivirá seguro,habitará libre de enemigos,en una tierra de trigo y vino nuevo, bajo un cielo que derrama rocío.</w:t>
+        <w:t xml:space="preserve"> Israel vivirá seguro, habitará libre de enemigos, en una tierra de trigo y vino nuevo, bajo un cielo que derrama rocío.</w:t>
       </w:r>
     </w:p>
     <w:p>
@@ -19474,7 +19474,7 @@
         <w:rPr>
           <w:lang w:val="es_ES" w:bidi="es_ES"/>
         </w:rPr>
-        <w:t xml:space="preserve"> El Señor le dijo:—Esta es la tierra que juré darles a Abraham, Isaac y Jacob cuando les dije: "Se la daré a tus descendientes". Te he permitido verla con tus propios ojos, pero no entrarás en ella.</w:t>
+        <w:t xml:space="preserve"> El Señor le dijo: —Esta es la tierra que juré darles a Abraham, Isaac y Jacob cuando les dije: “Se la daré a tus descendientes”. Te he permitido verla con tus propios ojos, pero no entrarás en ella.</w:t>
       </w:r>
     </w:p>
     <w:p>
@@ -19615,7 +19615,7 @@
           <w:vertAlign w:val="superscript"/>
           <w:lang w:val="es_ES" w:bidi="es_ES"/>
         </w:rPr>
-        <w:t>12</w:t>
+        <w:t>11-12</w:t>
       </w:r>
       <w:r>
         <w:rPr>
